--- a/docs/QuestionsPrompt.docx
+++ b/docs/QuestionsPrompt.docx
@@ -7109,6 +7109,122 @@
     <w:p>
       <w:r>
         <w:t>the theme now is Wizard Item Shop provided above</w:t>
+      </w:r>
+      <w:r>
+        <w:br/>
+      </w:r>
+      <w:r>
+        <w:br/>
+      </w:r>
+      <w:r>
+        <w:br/>
+      </w:r>
+      <w:r>
+        <w:rPr>
+          <w:highlight w:val="yellow"/>
+        </w:rPr>
+        <w:t>Blanks Prompt</w:t>
+      </w:r>
+      <w:r>
+        <w:br/>
+      </w:r>
+      <w:r>
+        <w:br/>
+      </w:r>
+      <w:r>
+        <w:t xml:space="preserve">okay from the docx attached Level 3 Part 1, make the </w:t>
+      </w:r>
+      <w:proofErr w:type="spellStart"/>
+      <w:r>
+        <w:t>javascript</w:t>
+      </w:r>
+      <w:proofErr w:type="spellEnd"/>
+      <w:r>
+        <w:t xml:space="preserve"> or the 3rd column code blank if it matched in the </w:t>
+      </w:r>
+      <w:proofErr w:type="spellStart"/>
+      <w:r>
+        <w:t>resppective</w:t>
+      </w:r>
+      <w:proofErr w:type="spellEnd"/>
+      <w:r>
+        <w:t xml:space="preserve"> picked words, the code that is matched to the picked words should become a one blank or _, make sure that the blanks have the same count as the picked words indexes, and also if it is already blanked before </w:t>
+      </w:r>
+      <w:proofErr w:type="spellStart"/>
+      <w:r>
+        <w:t>dont</w:t>
+      </w:r>
+      <w:proofErr w:type="spellEnd"/>
+      <w:r>
+        <w:t xml:space="preserve"> blank it again like make the blanks depends on the newer provided code, make sure it should be each rounds, it should still be 13 rounds and </w:t>
+      </w:r>
+      <w:proofErr w:type="spellStart"/>
+      <w:r>
+        <w:t>dont</w:t>
+      </w:r>
+      <w:proofErr w:type="spellEnd"/>
+      <w:r>
+        <w:t xml:space="preserve"> change any codes provided, </w:t>
+      </w:r>
+      <w:proofErr w:type="spellStart"/>
+      <w:r>
+        <w:t>dont</w:t>
+      </w:r>
+      <w:proofErr w:type="spellEnd"/>
+      <w:r>
+        <w:t xml:space="preserve"> change the rounds still it should be the same in the docx, like it should be the same blanks method as the second file but will depend on the round blanks not overall blanks, it should only one blanks per matched word, the file is from the theme </w:t>
+      </w:r>
+      <w:proofErr w:type="spellStart"/>
+      <w:r>
+        <w:t>ChillStream</w:t>
+      </w:r>
+      <w:proofErr w:type="spellEnd"/>
+      <w:r>
+        <w:t xml:space="preserve"> Player, make sure to follow the first file docs provided</w:t>
+      </w:r>
+    </w:p>
+    <w:p/>
+    <w:p>
+      <w:r>
+        <w:t>make it a word file too</w:t>
+      </w:r>
+    </w:p>
+    <w:p/>
+    <w:p>
+      <w:proofErr w:type="spellStart"/>
+      <w:r>
+        <w:t>Dont</w:t>
+      </w:r>
+      <w:proofErr w:type="spellEnd"/>
+      <w:r>
+        <w:t xml:space="preserve"> ever change anything, follow </w:t>
+      </w:r>
+      <w:proofErr w:type="spellStart"/>
+      <w:r>
+        <w:t>whats</w:t>
+      </w:r>
+      <w:proofErr w:type="spellEnd"/>
+      <w:r>
+        <w:t xml:space="preserve"> in the file</w:t>
+      </w:r>
+    </w:p>
+    <w:p/>
+    <w:p>
+      <w:proofErr w:type="gramStart"/>
+      <w:r>
+        <w:t>also</w:t>
+      </w:r>
+      <w:proofErr w:type="gramEnd"/>
+      <w:r>
+        <w:t xml:space="preserve"> can you change the music to the real </w:t>
+      </w:r>
+      <w:proofErr w:type="spellStart"/>
+      <w:r>
+        <w:t>url</w:t>
+      </w:r>
+      <w:proofErr w:type="spellEnd"/>
+      <w:r>
+        <w:t xml:space="preserve"> so it would work?</w:t>
       </w:r>
     </w:p>
     <w:sectPr>
@@ -8336,6 +8452,7 @@
   <w:style w:type="character" w:default="1" w:styleId="DefaultParagraphFont">
     <w:name w:val="Default Paragraph Font"/>
     <w:uiPriority w:val="1"/>
+    <w:semiHidden/>
     <w:unhideWhenUsed/>
   </w:style>
   <w:style w:type="table" w:default="1" w:styleId="TableNormal">
